--- a/Pamodzi Covid-19 Study/demo_table_20250104.docx
+++ b/Pamodzi Covid-19 Study/demo_table_20250104.docx
@@ -18,7 +18,7 @@
       </w:tblPr>
       <w:tblGrid>
         <w:gridCol w:w="7798"/>
-        <w:gridCol w:w="1475"/>
+        <w:gridCol w:w="1915"/>
       </w:tblGrid>
       <w:tr>
         <w:trPr>
@@ -4733,7 +4733,7 @@
                 <w:szCs w:val="22"/>
                 <w:color w:val="000000"/>
               </w:rPr>
-              <w:t xml:space="preserve">4 (11%)</w:t>
+              <w:t xml:space="preserve">4.00 (10.81%)</w:t>
             </w:r>
           </w:p>
         </w:tc>
@@ -4845,7 +4845,7 @@
                 <w:szCs w:val="22"/>
                 <w:color w:val="000000"/>
               </w:rPr>
-              <w:t xml:space="preserve">1 (2.7%)</w:t>
+              <w:t xml:space="preserve">1.00 (2.70%)</w:t>
             </w:r>
           </w:p>
         </w:tc>
@@ -4957,7 +4957,7 @@
                 <w:szCs w:val="22"/>
                 <w:color w:val="000000"/>
               </w:rPr>
-              <w:t xml:space="preserve">18 (49%)</w:t>
+              <w:t xml:space="preserve">18.00 (48.65%)</w:t>
             </w:r>
           </w:p>
         </w:tc>
@@ -5069,7 +5069,7 @@
                 <w:szCs w:val="22"/>
                 <w:color w:val="000000"/>
               </w:rPr>
-              <w:t xml:space="preserve">5 (14%)</w:t>
+              <w:t xml:space="preserve">5.00 (13.51%)</w:t>
             </w:r>
           </w:p>
         </w:tc>
@@ -5181,7 +5181,7 @@
                 <w:szCs w:val="22"/>
                 <w:color w:val="000000"/>
               </w:rPr>
-              <w:t xml:space="preserve">3 (8.1%)</w:t>
+              <w:t xml:space="preserve">3.00 (8.11%)</w:t>
             </w:r>
           </w:p>
         </w:tc>
@@ -5293,7 +5293,7 @@
                 <w:szCs w:val="22"/>
                 <w:color w:val="000000"/>
               </w:rPr>
-              <w:t xml:space="preserve">1 (2.7%)</w:t>
+              <w:t xml:space="preserve">1.00 (2.70%)</w:t>
             </w:r>
           </w:p>
         </w:tc>
@@ -5405,7 +5405,7 @@
                 <w:szCs w:val="22"/>
                 <w:color w:val="000000"/>
               </w:rPr>
-              <w:t xml:space="preserve">1 (2.7%)</w:t>
+              <w:t xml:space="preserve">1.00 (2.70%)</w:t>
             </w:r>
           </w:p>
         </w:tc>
@@ -5517,7 +5517,7 @@
                 <w:szCs w:val="22"/>
                 <w:color w:val="000000"/>
               </w:rPr>
-              <w:t xml:space="preserve">1 (2.7%)</w:t>
+              <w:t xml:space="preserve">1.00 (2.70%)</w:t>
             </w:r>
           </w:p>
         </w:tc>
@@ -5629,7 +5629,7 @@
                 <w:szCs w:val="22"/>
                 <w:color w:val="000000"/>
               </w:rPr>
-              <w:t xml:space="preserve">3 (8.1%)</w:t>
+              <w:t xml:space="preserve">3.00 (8.11%)</w:t>
             </w:r>
           </w:p>
         </w:tc>
@@ -5741,7 +5741,7 @@
                 <w:szCs w:val="22"/>
                 <w:color w:val="000000"/>
               </w:rPr>
-              <w:t xml:space="preserve">0 (0%)</w:t>
+              <w:t xml:space="preserve">0.00 (0.00%)</w:t>
             </w:r>
           </w:p>
         </w:tc>
